--- a/Design/acrme_uml_class_diagrams_summary.docx
+++ b/Design/acrme_uml_class_diagrams_summary.docx
@@ -2109,7 +2109,7 @@
         <w:t xml:space="preserve"> </w:t>
       </w:r>
       <w:r>
-        <w:t xml:space="preserve">— 5-min target interval; debounce guard (30-min cooldown) for auto-increase</w:t>
+        <w:t xml:space="preserve">— 6-min target interval (configurable, CAP-006); debounce guard (30-min cooldown) for auto-increase</w:t>
       </w:r>
       <w:r>
         <w:br/>
